--- a/Ryan_Chen_Resume.docx
+++ b/Ryan_Chen_Resume.docx
@@ -301,7 +301,7 @@
         </w:numPr>
       </w:pPr>
       <w:r>
-        <w:t xml:space="preserve">Automated routine infrastructure operations for reports, logging and scripting, to improve operational efficiency.</w:t>
+        <w:t xml:space="preserve">Automated routine infrastructure operations for reports, logging and scripting via parallel, asynchronous subtasks to improve operational efficiency.</w:t>
       </w:r>
     </w:p>
     <w:tbl>

--- a/Ryan_Chen_Resume.docx
+++ b/Ryan_Chen_Resume.docx
@@ -242,6 +242,71 @@
                 <w:bCs/>
                 <w:b/>
               </w:rPr>
+              <w:t xml:space="preserve">CSIT, Software Engineering Intern, Singapore</w:t>
+            </w:r>
+          </w:p>
+        </w:tc>
+        <w:tc>
+          <w:tcPr/>
+          <w:p>
+            <w:pPr>
+              <w:pStyle w:val="Compact"/>
+              <w:jc w:val="right"/>
+            </w:pPr>
+            <w:r>
+              <w:t xml:space="preserve">Oct 2026 - Present</w:t>
+            </w:r>
+          </w:p>
+        </w:tc>
+      </w:tr>
+    </w:tbl>
+    <w:p>
+      <w:pPr>
+        <w:numPr>
+          <w:ilvl w:val="0"/>
+          <w:numId w:val="1000"/>
+        </w:numPr>
+      </w:pPr>
+      <w:r>
+        <w:br/>
+      </w:r>
+    </w:p>
+    <w:p>
+      <w:pPr>
+        <w:numPr>
+          <w:ilvl w:val="1"/>
+          <w:numId w:val="1004"/>
+        </w:numPr>
+      </w:pPr>
+      <w:r>
+        <w:t xml:space="preserve">Cloud native application development of full-stack systems.</w:t>
+      </w:r>
+    </w:p>
+    <w:tbl>
+      <w:tblPr>
+        <w:tblStyle w:val="Table"/>
+        <w:tblW w:type="auto" w:w="0"/>
+        <w:tblLook w:firstRow="0" w:lastRow="0" w:firstColumn="0" w:lastColumn="0" w:noHBand="0" w:noVBand="0" w:val="0000"/>
+        <w:jc w:val="start"/>
+        <w:tblInd w:w="720" w:type="dxa"/>
+      </w:tblPr>
+      <w:tblGrid>
+        <w:gridCol w:w="3960"/>
+        <w:gridCol w:w="3960"/>
+      </w:tblGrid>
+      <w:tr>
+        <w:tc>
+          <w:tcPr/>
+          <w:p>
+            <w:pPr>
+              <w:pStyle w:val="Compact"/>
+              <w:jc w:val="left"/>
+            </w:pPr>
+            <w:r>
+              <w:rPr>
+                <w:bCs/>
+                <w:b/>
+              </w:rPr>
               <w:t xml:space="preserve">DBS Bank Ltd, Cloud Infrastructure &amp; Automation Intern, Singapore</w:t>
             </w:r>
           </w:p>
@@ -254,7 +319,7 @@
               <w:jc w:val="right"/>
             </w:pPr>
             <w:r>
-              <w:t xml:space="preserve">May 2026 - Present</w:t>
+              <w:t xml:space="preserve">May 2026 - Oct 2026</w:t>
             </w:r>
           </w:p>
         </w:tc>
@@ -275,7 +340,7 @@
       <w:pPr>
         <w:numPr>
           <w:ilvl w:val="1"/>
-          <w:numId w:val="1004"/>
+          <w:numId w:val="1005"/>
         </w:numPr>
       </w:pPr>
       <w:r>
@@ -286,7 +351,7 @@
       <w:pPr>
         <w:numPr>
           <w:ilvl w:val="1"/>
-          <w:numId w:val="1004"/>
+          <w:numId w:val="1005"/>
         </w:numPr>
       </w:pPr>
       <w:r>
@@ -297,7 +362,7 @@
       <w:pPr>
         <w:numPr>
           <w:ilvl w:val="1"/>
-          <w:numId w:val="1004"/>
+          <w:numId w:val="1005"/>
         </w:numPr>
       </w:pPr>
       <w:r>
@@ -362,7 +427,7 @@
       <w:pPr>
         <w:numPr>
           <w:ilvl w:val="1"/>
-          <w:numId w:val="1005"/>
+          <w:numId w:val="1006"/>
         </w:numPr>
       </w:pPr>
       <w:r>
@@ -373,7 +438,7 @@
       <w:pPr>
         <w:numPr>
           <w:ilvl w:val="1"/>
-          <w:numId w:val="1005"/>
+          <w:numId w:val="1006"/>
         </w:numPr>
       </w:pPr>
       <w:r>
@@ -438,7 +503,7 @@
       <w:pPr>
         <w:numPr>
           <w:ilvl w:val="1"/>
-          <w:numId w:val="1006"/>
+          <w:numId w:val="1007"/>
         </w:numPr>
       </w:pPr>
       <w:r>
@@ -449,22 +514,11 @@
       <w:pPr>
         <w:numPr>
           <w:ilvl w:val="1"/>
-          <w:numId w:val="1006"/>
+          <w:numId w:val="1007"/>
         </w:numPr>
       </w:pPr>
       <w:r>
         <w:t xml:space="preserve">Automated tracking of external contractor leave, connecting a SharePoint data source with an external interface, eliminating 20 hours spent monthly on data syncing and email tracking across departments.</w:t>
-      </w:r>
-    </w:p>
-    <w:p>
-      <w:pPr>
-        <w:numPr>
-          <w:ilvl w:val="1"/>
-          <w:numId w:val="1006"/>
-        </w:numPr>
-      </w:pPr>
-      <w:r>
-        <w:t xml:space="preserve">Created Agentic RAG agents specialised for custom workflows to improve manual analysis of documents, cutting repetitive processing tasks by 50%.</w:t>
       </w:r>
     </w:p>
     <w:bookmarkEnd w:id="24"/>
@@ -502,7 +556,7 @@
                 <w:bCs/>
                 <w:b/>
               </w:rPr>
-              <w:t xml:space="preserve">Automated DevOps Incident Responder, Personal Self-Learning</w:t>
+              <w:t xml:space="preserve">CRAG, Course-Grounded AI Learning Platform, NUS Final Year Project</w:t>
             </w:r>
           </w:p>
         </w:tc>
@@ -514,7 +568,7 @@
               <w:jc w:val="right"/>
             </w:pPr>
             <w:r>
-              <w:t xml:space="preserve">Dec 2025 - Jan 2026</w:t>
+              <w:t xml:space="preserve">May 2026 - Present</w:t>
             </w:r>
           </w:p>
         </w:tc>
@@ -524,44 +578,22 @@
       <w:pPr>
         <w:numPr>
           <w:ilvl w:val="1"/>
-          <w:numId w:val="1008"/>
-        </w:numPr>
-      </w:pPr>
-      <w:r>
-        <w:t xml:space="preserve">Architected an autonomous SRE agent using LangGraph, implementing a workflow that iteratively diagnoses runtime errors, queries documentation (Tavily API), and synthesises fix proposals.</w:t>
+          <w:numId w:val="1009"/>
+        </w:numPr>
+      </w:pPr>
+      <w:r>
+        <w:t xml:space="preserve">Designed and built a full-stack AI learning platform using React, FastAPI and PostgreSQL/pgvector, combining corrective retrieval over course materials with source citations, instructor-reviewed answers, customised learning modes, quizzes and learning analytics across web and Discord interfaces.</w:t>
       </w:r>
     </w:p>
     <w:p>
       <w:pPr>
         <w:numPr>
           <w:ilvl w:val="1"/>
-          <w:numId w:val="1008"/>
-        </w:numPr>
-      </w:pPr>
-      <w:r>
-        <w:t xml:space="preserve">Engineered robust data pipelines by enforcing strict JSON schemas and fallback parsing strategies, eliminating LLM format hallucinations and ensuring system reliability.</w:t>
-      </w:r>
-    </w:p>
-    <w:p>
-      <w:pPr>
-        <w:numPr>
-          <w:ilvl w:val="1"/>
-          <w:numId w:val="1008"/>
-        </w:numPr>
-      </w:pPr>
-      <w:r>
-        <w:t xml:space="preserve">Developed Human-in-the-Loop checks and file system allow-listing (blocking .env/credential access) to prevent unauthorised command injection.</w:t>
-      </w:r>
-    </w:p>
-    <w:p>
-      <w:pPr>
-        <w:numPr>
-          <w:ilvl w:val="1"/>
-          <w:numId w:val="1008"/>
-        </w:numPr>
-      </w:pPr>
-      <w:r>
-        <w:t xml:space="preserve">Implemented a comprehensive Test-Driven Development (TDD) strategy using Pytest and Mocks, isolating LLM logic for zero-cost CI/CD verification of routing and safety protocols.</w:t>
+          <w:numId w:val="1009"/>
+        </w:numPr>
+      </w:pPr>
+      <w:r>
+        <w:t xml:space="preserve">First-authored a research paper accepted for IEEE TALE 2026, linking a 42-student needs assessment to course-grounded AI design and a proposed framework for evaluating reflective learning.</w:t>
       </w:r>
     </w:p>
     <w:tbl>
@@ -611,7 +643,7 @@
       <w:pPr>
         <w:numPr>
           <w:ilvl w:val="1"/>
-          <w:numId w:val="1009"/>
+          <w:numId w:val="1010"/>
         </w:numPr>
       </w:pPr>
       <w:r>
@@ -622,7 +654,7 @@
       <w:pPr>
         <w:numPr>
           <w:ilvl w:val="1"/>
-          <w:numId w:val="1009"/>
+          <w:numId w:val="1010"/>
         </w:numPr>
       </w:pPr>
       <w:r>
@@ -676,7 +708,7 @@
       <w:pPr>
         <w:numPr>
           <w:ilvl w:val="1"/>
-          <w:numId w:val="1010"/>
+          <w:numId w:val="1011"/>
         </w:numPr>
       </w:pPr>
       <w:r>
@@ -687,22 +719,11 @@
       <w:pPr>
         <w:numPr>
           <w:ilvl w:val="1"/>
-          <w:numId w:val="1010"/>
+          <w:numId w:val="1011"/>
         </w:numPr>
       </w:pPr>
       <w:r>
         <w:t xml:space="preserve">Implemented custom LLM pipelines, utilising prompt engineering, semantic embedding, and real-time input processing, transforming raw user reports into over 100 validated insights and concise summaries.</w:t>
-      </w:r>
-    </w:p>
-    <w:p>
-      <w:pPr>
-        <w:numPr>
-          <w:ilvl w:val="1"/>
-          <w:numId w:val="1010"/>
-        </w:numPr>
-      </w:pPr>
-      <w:r>
-        <w:t xml:space="preserve">Collaborated closely as a 3-person team alongside a mentor to deliver a production-ready system under competition constraints, demonstrating strong product focus and cross-functional coordination.</w:t>
       </w:r>
     </w:p>
     <w:bookmarkEnd w:id="25"/>
@@ -719,7 +740,7 @@
       <w:pPr>
         <w:numPr>
           <w:ilvl w:val="0"/>
-          <w:numId w:val="1011"/>
+          <w:numId w:val="1012"/>
         </w:numPr>
       </w:pPr>
       <w:r>
@@ -733,7 +754,7 @@
         <w:t xml:space="preserve">Languages</w:t>
       </w:r>
       <w:r>
-        <w:t xml:space="preserve">: Python, C++, C#, C, Java, SQL, TypeScript, HTML, CSS</w:t>
+        <w:t xml:space="preserve">: Python, TypeScript, JavaScript, Java, SQL, C++, C#, C, HTML, CSS</w:t>
       </w:r>
       <w:r>
         <w:br/>
@@ -743,10 +764,10 @@
           <w:bCs/>
           <w:b/>
         </w:rPr>
-        <w:t xml:space="preserve">Frameworks &amp; Libraries</w:t>
-      </w:r>
-      <w:r>
-        <w:t xml:space="preserve">: React, Playwright, FastAPI, LangChain, LangGraph</w:t>
+        <w:t xml:space="preserve">Web &amp; Backend</w:t>
+      </w:r>
+      <w:r>
+        <w:t xml:space="preserve">: React, React Native, FastAPI, Django, Angular, REST APIs</w:t>
       </w:r>
       <w:r>
         <w:br/>
@@ -756,10 +777,10 @@
           <w:bCs/>
           <w:b/>
         </w:rPr>
-        <w:t xml:space="preserve">DevOps &amp; Automation</w:t>
-      </w:r>
-      <w:r>
-        <w:t xml:space="preserve">: GitHub Actions, Gradle, CodeCov, Playwright</w:t>
+        <w:t xml:space="preserve">AI &amp; Retrieval</w:t>
+      </w:r>
+      <w:r>
+        <w:t xml:space="preserve">: RAG, LangChain, LangGraph, LLM integration, prompt engineering, vector embeddings</w:t>
       </w:r>
       <w:r>
         <w:br/>
@@ -769,10 +790,36 @@
           <w:bCs/>
           <w:b/>
         </w:rPr>
-        <w:t xml:space="preserve">Infrastructure &amp; Platforms</w:t>
-      </w:r>
-      <w:r>
-        <w:t xml:space="preserve">: AWS, Azure, GCP Vertex AI, Supabase, Microsoft Power Platform</w:t>
+        <w:t xml:space="preserve">Databases</w:t>
+      </w:r>
+      <w:r>
+        <w:t xml:space="preserve">: PostgreSQL, pgvector, Supabase, MariaDB</w:t>
+      </w:r>
+      <w:r>
+        <w:br/>
+      </w:r>
+      <w:r>
+        <w:rPr>
+          <w:bCs/>
+          <w:b/>
+        </w:rPr>
+        <w:t xml:space="preserve">Testing &amp; DevOps</w:t>
+      </w:r>
+      <w:r>
+        <w:t xml:space="preserve">: Git, GitHub Actions, Pytest, Playwright, Gradle, Codecov</w:t>
+      </w:r>
+      <w:r>
+        <w:br/>
+      </w:r>
+      <w:r>
+        <w:rPr>
+          <w:bCs/>
+          <w:b/>
+        </w:rPr>
+        <w:t xml:space="preserve">Cloud &amp; Automation</w:t>
+      </w:r>
+      <w:r>
+        <w:t xml:space="preserve">: AWS, Azure, GCP Vertex AI, Vercel, Microsoft Power Platform</w:t>
       </w:r>
       <w:r>
         <w:t xml:space="preserve"> </w:t>
@@ -995,6 +1042,9 @@
     <w:abstractNumId w:val="991"/>
   </w:num>
   <w:num w:numId="1011">
+    <w:abstractNumId w:val="991"/>
+  </w:num>
+  <w:num w:numId="1012">
     <w:abstractNumId w:val="991"/>
   </w:num>
 </w:numbering>

--- a/Ryan_Chen_Resume.docx
+++ b/Ryan_Chen_Resume.docx
@@ -767,7 +767,7 @@
         <w:t xml:space="preserve">Web &amp; Backend</w:t>
       </w:r>
       <w:r>
-        <w:t xml:space="preserve">: React, React Native, FastAPI, Django, Angular, REST APIs</w:t>
+        <w:t xml:space="preserve">: React, React Native, Tailwind CSS, FastAPI, Django, Angular, REST APIs</w:t>
       </w:r>
       <w:r>
         <w:br/>
@@ -780,7 +780,7 @@
         <w:t xml:space="preserve">AI &amp; Retrieval</w:t>
       </w:r>
       <w:r>
-        <w:t xml:space="preserve">: RAG, LangChain, LangGraph, LLM integration, prompt engineering, vector embeddings</w:t>
+        <w:t xml:space="preserve">: RAG, LangChain, LangGraph, LLM integration</w:t>
       </w:r>
       <w:r>
         <w:br/>
@@ -806,7 +806,7 @@
         <w:t xml:space="preserve">Testing &amp; DevOps</w:t>
       </w:r>
       <w:r>
-        <w:t xml:space="preserve">: Git, GitHub Actions, Pytest, Playwright, Gradle, Codecov</w:t>
+        <w:t xml:space="preserve">: Git, Bash scripting, GitHub Actions, Pytest, Playwright, Gradle, Codecov</w:t>
       </w:r>
       <w:r>
         <w:br/>
